--- a/public/Daniel_Damilola_Joseph_fullstack.docx
+++ b/public/Daniel_Damilola_Joseph_fullstack.docx
@@ -25,7 +25,13 @@
         <w:rPr>
           <w:color w:val="1F4E78"/>
         </w:rPr>
-        <w:t>Full-Stack Engineer | Angular &amp; React | Firebase | Responsive Design</w:t>
+        <w:t xml:space="preserve">Full-Stack Engineer | Angular &amp; React | Firebase | </w:t>
+      </w:r>
+      <w:r>
+        <w:rPr>
+          <w:color w:val="1F4E78"/>
+        </w:rPr>
+        <w:t>Python</w:t>
       </w:r>
     </w:p>
     <w:p>
@@ -43,7 +49,34 @@
         <w:jc w:val="center"/>
       </w:pPr>
       <w:r>
-        <w:t xml:space="preserve">GitHub: github.com/daniel-damilola | LinkedIn: linkedin.com/in/joseph-daniel-damilola | Portfolio: [your-portfolio-url]</w:t>
+        <w:t>GitHub: github.com/</w:t>
+      </w:r>
+      <w:proofErr w:type="spellStart"/>
+      <w:r>
+        <w:t>daniel-damilola</w:t>
+      </w:r>
+      <w:proofErr w:type="spellEnd"/>
+      <w:r>
+        <w:t xml:space="preserve"> | LinkedIn: linkedin.com/in/joseph-</w:t>
+      </w:r>
+      <w:proofErr w:type="spellStart"/>
+      <w:r>
+        <w:t>daniel</w:t>
+      </w:r>
+      <w:proofErr w:type="spellEnd"/>
+      <w:r>
+        <w:t>-</w:t>
+      </w:r>
+      <w:proofErr w:type="spellStart"/>
+      <w:r>
+        <w:t>damilola</w:t>
+      </w:r>
+      <w:proofErr w:type="spellEnd"/>
+      <w:r>
+        <w:t xml:space="preserve"> | Portfolio: </w:t>
+      </w:r>
+      <w:r>
+        <w:t>https://my-full-stack-portfolio-sigma.vercel.app/</w:t>
       </w:r>
     </w:p>
     <w:p>
@@ -59,7 +92,23 @@
         <w:spacing w:after="240"/>
       </w:pPr>
       <w:r>
-        <w:t xml:space="preserve">Experienced full-stack engineer with 3+ years of hands-on experience building scalable, performant web applications across both Angular and React ecosystems. Specialized expertise in component architecture, reactive forms, state management with RxJS, Angular Signals, and React Hooks, Firebase integration, and responsive CSS design. Strong track record of delivering production features that enhance user experience and reduce technical debt. Proven ability to architect modern Angular applications using v19 standalone components and signals-based state management, as well as React applications using hooks-based patterns and component-driven architecture. Comfortable working across the stack, including Python (FastAPI) backend services that power both Angular and React frontends. Passionate about writing clean, testable code and mentoring junior developers.</w:t>
+        <w:t xml:space="preserve">Experienced full-stack engineer with 3+ years of hands-on experience building scalable, performant web applications across both Angular and React ecosystems. Specialized expertise in component architecture, reactive forms, state management with </w:t>
+      </w:r>
+      <w:proofErr w:type="spellStart"/>
+      <w:r>
+        <w:t>RxJS</w:t>
+      </w:r>
+      <w:proofErr w:type="spellEnd"/>
+      <w:r>
+        <w:t>, Angular Signals, and React Hooks, Firebase integration, and responsive CSS design. Strong track record of delivering production features that enhance user experience and reduce technical debt. Proven ability to architect modern Angular applications using v19 standalone components and signals-based state management, as well as React applications using hooks-based patterns and component-driven architecture. Comfortable working across the stack, including Python (</w:t>
+      </w:r>
+      <w:proofErr w:type="spellStart"/>
+      <w:r>
+        <w:t>FastAPI</w:t>
+      </w:r>
+      <w:proofErr w:type="spellEnd"/>
+      <w:r>
+        <w:t>) backend services that power both Angular and React frontends. Passionate about writing clean, testable code and mentoring junior developers.</w:t>
       </w:r>
     </w:p>
     <w:p>
@@ -82,7 +131,31 @@
         <w:t xml:space="preserve">Frontend Frameworks &amp; Libraries: </w:t>
       </w:r>
       <w:r>
-        <w:t xml:space="preserve">Angular (v14-19), Standalone Components, Reactive Forms, RxJS (Subjects, BehaviorSubject, Observables), Angular Signals, Change Detection Strategies (OnPush)</w:t>
+        <w:t xml:space="preserve">Angular (v14-19), Standalone Components, Reactive Forms, </w:t>
+      </w:r>
+      <w:proofErr w:type="spellStart"/>
+      <w:r>
+        <w:t>RxJS</w:t>
+      </w:r>
+      <w:proofErr w:type="spellEnd"/>
+      <w:r>
+        <w:t xml:space="preserve"> (Subjects, </w:t>
+      </w:r>
+      <w:proofErr w:type="spellStart"/>
+      <w:r>
+        <w:t>BehaviorSubject</w:t>
+      </w:r>
+      <w:proofErr w:type="spellEnd"/>
+      <w:r>
+        <w:t>, Observables), Angular Signals, Change Detection Strategies (</w:t>
+      </w:r>
+      <w:proofErr w:type="spellStart"/>
+      <w:r>
+        <w:t>OnPush</w:t>
+      </w:r>
+      <w:proofErr w:type="spellEnd"/>
+      <w:r>
+        <w:t>)</w:t>
       </w:r>
     </w:p>
     <w:p>
@@ -97,7 +170,31 @@
         <w:t xml:space="preserve">React &amp; Cross-Framework: </w:t>
       </w:r>
       <w:r>
-        <w:t xml:space="preserve">React.js, React Hooks (useState, useEffect, useContext), Component-Based Architecture, JSX, Cross-Framework UI Development</w:t>
+        <w:t>React.js, React Hooks (</w:t>
+      </w:r>
+      <w:proofErr w:type="spellStart"/>
+      <w:r>
+        <w:t>useState</w:t>
+      </w:r>
+      <w:proofErr w:type="spellEnd"/>
+      <w:r>
+        <w:t xml:space="preserve">, </w:t>
+      </w:r>
+      <w:proofErr w:type="spellStart"/>
+      <w:r>
+        <w:t>useEffect</w:t>
+      </w:r>
+      <w:proofErr w:type="spellEnd"/>
+      <w:r>
+        <w:t xml:space="preserve">, </w:t>
+      </w:r>
+      <w:proofErr w:type="spellStart"/>
+      <w:r>
+        <w:t>useContext</w:t>
+      </w:r>
+      <w:proofErr w:type="spellEnd"/>
+      <w:r>
+        <w:t>), Component-Based Architecture, JSX, Cross-Framework UI Development</w:t>
       </w:r>
     </w:p>
     <w:p>
@@ -141,8 +238,21 @@
         </w:rPr>
         <w:t xml:space="preserve">State Management &amp; Tools: </w:t>
       </w:r>
-      <w:r>
-        <w:t xml:space="preserve">RxJS Operators, NgRx (optional), Signal-based State Management</w:t>
+      <w:proofErr w:type="spellStart"/>
+      <w:r>
+        <w:t>RxJS</w:t>
+      </w:r>
+      <w:proofErr w:type="spellEnd"/>
+      <w:r>
+        <w:t xml:space="preserve"> Operators, </w:t>
+      </w:r>
+      <w:proofErr w:type="spellStart"/>
+      <w:r>
+        <w:t>NgRx</w:t>
+      </w:r>
+      <w:proofErr w:type="spellEnd"/>
+      <w:r>
+        <w:t xml:space="preserve"> (optional), Signal-based State Management</w:t>
       </w:r>
     </w:p>
     <w:p>
@@ -157,8 +267,37 @@
         <w:t xml:space="preserve">APIs &amp; Databases: </w:t>
       </w:r>
       <w:r>
-        <w:t xml:space="preserve">RESTful API Integration, Firebase/Firestore, Real-time Data with Firestore onSnapshot, PostgreSQL, Axios</w:t>
-      </w:r>
+        <w:t>RESTful API Integration, Firebase/</w:t>
+      </w:r>
+      <w:proofErr w:type="spellStart"/>
+      <w:r>
+        <w:t>Firestore</w:t>
+      </w:r>
+      <w:proofErr w:type="spellEnd"/>
+      <w:r>
+        <w:t xml:space="preserve">, Real-time Data with </w:t>
+      </w:r>
+      <w:proofErr w:type="spellStart"/>
+      <w:r>
+        <w:t>Firestore</w:t>
+      </w:r>
+      <w:proofErr w:type="spellEnd"/>
+      <w:r>
+        <w:t xml:space="preserve"> </w:t>
+      </w:r>
+      <w:proofErr w:type="spellStart"/>
+      <w:r>
+        <w:t>onSnapshot</w:t>
+      </w:r>
+      <w:proofErr w:type="spellEnd"/>
+      <w:r>
+        <w:t xml:space="preserve">, PostgreSQL, </w:t>
+      </w:r>
+      <w:proofErr w:type="spellStart"/>
+      <w:r>
+        <w:t>Axios</w:t>
+      </w:r>
+      <w:proofErr w:type="spellEnd"/>
     </w:p>
     <w:p>
       <w:pPr>
@@ -202,7 +341,15 @@
         <w:t xml:space="preserve">Backend Exposure: </w:t>
       </w:r>
       <w:r>
-        <w:t>Python (FastAPI), Node.js basics, Express.js basics</w:t>
+        <w:t>Python (</w:t>
+      </w:r>
+      <w:proofErr w:type="spellStart"/>
+      <w:r>
+        <w:t>FastAPI</w:t>
+      </w:r>
+      <w:proofErr w:type="spellEnd"/>
+      <w:r>
+        <w:t>), Node.js basics, Express.js basics</w:t>
       </w:r>
     </w:p>
     <w:p>
@@ -240,7 +387,15 @@
         <w:t>Full-Stack Engineer (Angular &amp; React)</w:t>
       </w:r>
       <w:r>
-        <w:t xml:space="preserve"> | Olohie Virtual (Freelance)</w:t>
+        <w:t xml:space="preserve"> | </w:t>
+      </w:r>
+      <w:proofErr w:type="spellStart"/>
+      <w:r>
+        <w:t>Olohie</w:t>
+      </w:r>
+      <w:proofErr w:type="spellEnd"/>
+      <w:r>
+        <w:t xml:space="preserve"> Virtual (Freelance)</w:t>
       </w:r>
     </w:p>
     <w:p>
@@ -274,20 +429,36 @@
         <w:spacing w:after="100"/>
       </w:pPr>
       <w:r>
-        <w:t xml:space="preserve">Integrated RESTful APIs and Firebase Firestore backend with real-time data synchronization using onSnapshot listeners; implemented optimistic UI updates reducing perceived load time by 2.1 seconds (4.5s → 2.4s)</w:t>
-      </w:r>
-    </w:p>
-    <w:p>
-      <w:pPr>
-        <w:pStyle w:val="ListParagraph"/>
-        <w:numPr>
-          <w:ilvl w:val="0"/>
-          <w:numId w:val="2"/>
-        </w:numPr>
-        <w:spacing w:after="100"/>
-      </w:pPr>
-      <w:r>
         <w:lastRenderedPageBreak/>
+        <w:t xml:space="preserve">Integrated RESTful APIs and Firebase </w:t>
+      </w:r>
+      <w:proofErr w:type="spellStart"/>
+      <w:r>
+        <w:t>Firestore</w:t>
+      </w:r>
+      <w:proofErr w:type="spellEnd"/>
+      <w:r>
+        <w:t xml:space="preserve"> backend with real-time data synchronization using </w:t>
+      </w:r>
+      <w:proofErr w:type="spellStart"/>
+      <w:r>
+        <w:t>onSnapshot</w:t>
+      </w:r>
+      <w:proofErr w:type="spellEnd"/>
+      <w:r>
+        <w:t xml:space="preserve"> listeners; implemented optimistic UI updates reducing perceived load time by 2.1 seconds (4.5s → 2.4s)</w:t>
+      </w:r>
+    </w:p>
+    <w:p>
+      <w:pPr>
+        <w:pStyle w:val="ListParagraph"/>
+        <w:numPr>
+          <w:ilvl w:val="0"/>
+          <w:numId w:val="2"/>
+        </w:numPr>
+        <w:spacing w:after="100"/>
+      </w:pPr>
+      <w:r>
         <w:t>Developed reusable Angular Material form components and reactive forms validation; reduced form submission errors by 35% through comprehensive client-side validation</w:t>
       </w:r>
     </w:p>
@@ -301,8 +472,29 @@
         <w:spacing w:after="100"/>
       </w:pPr>
       <w:r>
-        <w:t xml:space="preserve">Optimized Angular Change Detection using OnPush strategy and implemented efficient RxJS patterns; improved component rendering performance by 30% as measured by Chrome DevTools</w:t>
-      </w:r>
+        <w:t xml:space="preserve">Optimized Angular Change Detection using </w:t>
+      </w:r>
+      <w:proofErr w:type="spellStart"/>
+      <w:r>
+        <w:t>OnPush</w:t>
+      </w:r>
+      <w:proofErr w:type="spellEnd"/>
+      <w:r>
+        <w:t xml:space="preserve"> strategy and implemented efficient </w:t>
+      </w:r>
+      <w:proofErr w:type="spellStart"/>
+      <w:r>
+        <w:t>RxJS</w:t>
+      </w:r>
+      <w:proofErr w:type="spellEnd"/>
+      <w:r>
+        <w:t xml:space="preserve"> patterns; improved component rendering performance by 30% as measured by Chrome </w:t>
+      </w:r>
+      <w:proofErr w:type="spellStart"/>
+      <w:r>
+        <w:t>DevTools</w:t>
+      </w:r>
+      <w:proofErr w:type="spellEnd"/>
     </w:p>
     <w:p>
       <w:pPr>
@@ -343,20 +535,44 @@
         <w:t>Collaborated with UI/UX designers and backend engineers to convert Figma designs into pixel-perfect, performant Angular components; maintained weekly progress synchronization</w:t>
       </w:r>
     </w:p>
-    <w:p w14:paraId="06884DF5A">
-      <w:pPr>
-        <w:pStyle w:val="ListParagraph"/>
-        <w:numPr>
-          <w:ilvl w:val="0"/>
-          <w:numId w:val="2"/>
-        </w:numPr>
-        <w:spacing w:after="100"/>
-      </w:pPr>
-      <w:r>
-        <w:t>Built React.js components with Hooks (useState, useEffect, useContext) for feature modules requiring rapid, high-frequency UI updates outside the core Angular codebase, ensuring consistent UX across both frameworks</w:t>
-      </w:r>
-    </w:p>
-    <w:p w14:paraId="06884DF5B">
+    <w:p>
+      <w:pPr>
+        <w:pStyle w:val="ListParagraph"/>
+        <w:numPr>
+          <w:ilvl w:val="0"/>
+          <w:numId w:val="2"/>
+        </w:numPr>
+        <w:spacing w:after="100"/>
+      </w:pPr>
+      <w:r>
+        <w:t>Built React.js components with Hooks (</w:t>
+      </w:r>
+      <w:proofErr w:type="spellStart"/>
+      <w:r>
+        <w:t>useState</w:t>
+      </w:r>
+      <w:proofErr w:type="spellEnd"/>
+      <w:r>
+        <w:t xml:space="preserve">, </w:t>
+      </w:r>
+      <w:proofErr w:type="spellStart"/>
+      <w:r>
+        <w:t>useEffect</w:t>
+      </w:r>
+      <w:proofErr w:type="spellEnd"/>
+      <w:r>
+        <w:t xml:space="preserve">, </w:t>
+      </w:r>
+      <w:proofErr w:type="spellStart"/>
+      <w:r>
+        <w:t>useContext</w:t>
+      </w:r>
+      <w:proofErr w:type="spellEnd"/>
+      <w:r>
+        <w:t>) for feature modules requiring rapid, high-frequency UI updates outside the core Angular codebase, ensuring consistent UX across both frameworks</w:t>
+      </w:r>
+    </w:p>
+    <w:p>
       <w:pPr>
         <w:pStyle w:val="ListParagraph"/>
         <w:numPr>
@@ -366,7 +582,15 @@
         <w:spacing w:after="240"/>
       </w:pPr>
       <w:r>
-        <w:t>Developed Python (FastAPI) backend endpoints and data validation logic to support both Angular and React frontends, streamlining API integration across the stack</w:t>
+        <w:t>Developed Python (</w:t>
+      </w:r>
+      <w:proofErr w:type="spellStart"/>
+      <w:r>
+        <w:t>FastAPI</w:t>
+      </w:r>
+      <w:proofErr w:type="spellEnd"/>
+      <w:r>
+        <w:t>) backend endpoints and data validation logic to support both Angular and React frontends, streamlining API integration across the stack</w:t>
       </w:r>
     </w:p>
     <w:p>
@@ -381,7 +605,15 @@
         <w:t>Full-Stack Engineer (Angular &amp; React)</w:t>
       </w:r>
       <w:r>
-        <w:t xml:space="preserve"> | Samsky Pay UK (Contract)</w:t>
+        <w:t xml:space="preserve"> | </w:t>
+      </w:r>
+      <w:proofErr w:type="spellStart"/>
+      <w:r>
+        <w:t>Samsky</w:t>
+      </w:r>
+      <w:proofErr w:type="spellEnd"/>
+      <w:r>
+        <w:t xml:space="preserve"> Pay UK (Contract)</w:t>
       </w:r>
     </w:p>
     <w:p>
@@ -428,7 +660,15 @@
         <w:spacing w:after="100"/>
       </w:pPr>
       <w:r>
-        <w:t xml:space="preserve">Debugged and resolved critical production issues including memory leaks in RxJS subscriptions, unhandled promise rejections, and race conditions in async data flows</w:t>
+        <w:t xml:space="preserve">Debugged and resolved critical production issues including memory leaks in </w:t>
+      </w:r>
+      <w:proofErr w:type="spellStart"/>
+      <w:r>
+        <w:t>RxJS</w:t>
+      </w:r>
+      <w:proofErr w:type="spellEnd"/>
+      <w:r>
+        <w:t xml:space="preserve"> subscriptions, unhandled promise rejections, and race conditions in async data flows</w:t>
       </w:r>
     </w:p>
     <w:p>
@@ -444,7 +684,7 @@
         <w:t>Refactored payment flow UI for better UX; improved transaction success rate from 92% to 97% through enhanced error messaging and form accessibility</w:t>
       </w:r>
     </w:p>
-    <w:p w14:paraId="06884DFBA">
+    <w:p>
       <w:pPr>
         <w:pStyle w:val="ListParagraph"/>
         <w:numPr>
@@ -457,7 +697,7 @@
         <w:t>Built supporting React.js components with Hooks-based state management for payment-flow UI elements requiring rapid iteration alongside the core Angular application</w:t>
       </w:r>
     </w:p>
-    <w:p w14:paraId="06884DFBB">
+    <w:p>
       <w:pPr>
         <w:pStyle w:val="ListParagraph"/>
         <w:numPr>
@@ -467,7 +707,15 @@
         <w:spacing w:after="240"/>
       </w:pPr>
       <w:r>
-        <w:t>Wrote Python (FastAPI) services to support transaction data processing and validation, integrating with the Angular frontend via REST APIs</w:t>
+        <w:t>Wrote Python (</w:t>
+      </w:r>
+      <w:proofErr w:type="spellStart"/>
+      <w:r>
+        <w:t>FastAPI</w:t>
+      </w:r>
+      <w:proofErr w:type="spellEnd"/>
+      <w:r>
+        <w:t>) services to support transaction data processing and validation, integrating with the Angular frontend via REST APIs</w:t>
       </w:r>
     </w:p>
     <w:p>
@@ -529,6 +777,7 @@
         <w:spacing w:after="100"/>
       </w:pPr>
       <w:r>
+        <w:lastRenderedPageBreak/>
         <w:t>Designed and built a personal portfolio with a dark-mode, neon-green aesthetic using Angular standalone components</w:t>
       </w:r>
     </w:p>
@@ -542,33 +791,49 @@
         <w:spacing w:after="100"/>
       </w:pPr>
       <w:r>
-        <w:t xml:space="preserve">Implemented scroll-triggered animations via IntersectionObserver and SSR-safe rendering with afterNextRender() for fast, reliable first paint</w:t>
-      </w:r>
-    </w:p>
-    <w:p>
-      <w:pPr>
-        <w:pStyle w:val="ListParagraph"/>
-        <w:numPr>
-          <w:ilvl w:val="0"/>
-          <w:numId w:val="2"/>
-        </w:numPr>
-        <w:spacing w:after="100"/>
-      </w:pPr>
-      <w:r>
-        <w:t xml:space="preserve">Technologies: Angular, TypeScript, CSS3, IntersectionObserver API</w:t>
-      </w:r>
-    </w:p>
-    <w:p>
-      <w:pPr>
-        <w:pStyle w:val="ListParagraph"/>
-        <w:numPr>
-          <w:ilvl w:val="0"/>
-          <w:numId w:val="2"/>
-        </w:numPr>
-        <w:spacing w:after="240"/>
-      </w:pPr>
-      <w:r>
-        <w:t>GitHub: [repository-url] | Live: [deployment-url]</w:t>
+        <w:t xml:space="preserve">Implemented scroll-triggered animations via </w:t>
+      </w:r>
+      <w:proofErr w:type="spellStart"/>
+      <w:r>
+        <w:t>IntersectionObserver</w:t>
+      </w:r>
+      <w:proofErr w:type="spellEnd"/>
+      <w:r>
+        <w:t xml:space="preserve"> and SSR-safe rendering with </w:t>
+      </w:r>
+      <w:proofErr w:type="spellStart"/>
+      <w:proofErr w:type="gramStart"/>
+      <w:r>
+        <w:t>afterNextRender</w:t>
+      </w:r>
+      <w:proofErr w:type="spellEnd"/>
+      <w:r>
+        <w:t>(</w:t>
+      </w:r>
+      <w:proofErr w:type="gramEnd"/>
+      <w:r>
+        <w:t>) for fast, reliable first paint</w:t>
+      </w:r>
+    </w:p>
+    <w:p>
+      <w:pPr>
+        <w:pStyle w:val="ListParagraph"/>
+        <w:numPr>
+          <w:ilvl w:val="0"/>
+          <w:numId w:val="2"/>
+        </w:numPr>
+        <w:spacing w:after="100"/>
+      </w:pPr>
+      <w:r>
+        <w:t xml:space="preserve">Technologies: Angular, TypeScript, CSS3, </w:t>
+      </w:r>
+      <w:proofErr w:type="spellStart"/>
+      <w:r>
+        <w:t>IntersectionObserver</w:t>
+      </w:r>
+      <w:proofErr w:type="spellEnd"/>
+      <w:r>
+        <w:t xml:space="preserve"> API</w:t>
       </w:r>
     </w:p>
     <w:p>
@@ -583,13 +848,31 @@
     <w:p>
       <w:pPr>
         <w:spacing w:after="60"/>
-      </w:pPr>
-      <w:r>
-        <w:rPr>
-          <w:b/>
-          <w:bCs/>
-        </w:rPr>
-        <w:t xml:space="preserve">JoyFoodly — Food E-Commerce Platform</w:t>
+        <w:rPr>
+          <w:b/>
+          <w:bCs/>
+        </w:rPr>
+      </w:pPr>
+    </w:p>
+    <w:p>
+      <w:pPr>
+        <w:spacing w:after="60"/>
+      </w:pPr>
+      <w:proofErr w:type="spellStart"/>
+      <w:r>
+        <w:rPr>
+          <w:b/>
+          <w:bCs/>
+        </w:rPr>
+        <w:t>JoyFoodly</w:t>
+      </w:r>
+      <w:proofErr w:type="spellEnd"/>
+      <w:r>
+        <w:rPr>
+          <w:b/>
+          <w:bCs/>
+        </w:rPr>
+        <w:t xml:space="preserve"> — Food E-Commerce Platform</w:t>
       </w:r>
     </w:p>
     <w:p>
@@ -622,20 +905,24 @@
         <w:spacing w:after="100"/>
       </w:pPr>
       <w:r>
-        <w:t xml:space="preserve">Full-stack Angular 19 + Firebase application with admin dashboard and real-time order tracking using Firestore</w:t>
-      </w:r>
-    </w:p>
-    <w:p>
-      <w:pPr>
-        <w:pStyle w:val="ListParagraph"/>
-        <w:numPr>
-          <w:ilvl w:val="0"/>
-          <w:numId w:val="2"/>
-        </w:numPr>
-        <w:spacing w:after="100"/>
-      </w:pPr>
-      <w:r>
-        <w:lastRenderedPageBreak/>
+        <w:t xml:space="preserve">Full-stack Angular 19 + Firebase application with admin dashboard and real-time order tracking using </w:t>
+      </w:r>
+      <w:proofErr w:type="spellStart"/>
+      <w:r>
+        <w:t>Firestore</w:t>
+      </w:r>
+      <w:proofErr w:type="spellEnd"/>
+    </w:p>
+    <w:p>
+      <w:pPr>
+        <w:pStyle w:val="ListParagraph"/>
+        <w:numPr>
+          <w:ilvl w:val="0"/>
+          <w:numId w:val="2"/>
+        </w:numPr>
+        <w:spacing w:after="100"/>
+      </w:pPr>
+      <w:r>
         <w:t>Designed responsive landing page with hamburger navigation, hero section, and service grid using CSS Grid; mobile-first approach</w:t>
       </w:r>
     </w:p>
@@ -649,45 +936,64 @@
         <w:spacing w:after="100"/>
       </w:pPr>
       <w:r>
-        <w:t xml:space="preserve">Implemented order form modal with Angular reactive forms, real-time validation, and Firebase Firestore integration</w:t>
-      </w:r>
-    </w:p>
-    <w:p>
-      <w:pPr>
-        <w:pStyle w:val="ListParagraph"/>
-        <w:numPr>
-          <w:ilvl w:val="0"/>
-          <w:numId w:val="2"/>
-        </w:numPr>
-        <w:spacing w:after="100"/>
-      </w:pPr>
-      <w:r>
-        <w:t xml:space="preserve">Technologies: Angular 19, Firestore, Angular Signals, CSS3, Standalone Components</w:t>
-      </w:r>
-    </w:p>
-    <w:p>
-      <w:pPr>
-        <w:pStyle w:val="ListParagraph"/>
-        <w:numPr>
-          <w:ilvl w:val="0"/>
-          <w:numId w:val="2"/>
-        </w:numPr>
-        <w:spacing w:after="240"/>
-      </w:pPr>
-      <w:r>
-        <w:t>GitHub: [repository-url] | Live: [deployment-url]</w:t>
-      </w:r>
+        <w:t xml:space="preserve">Implemented order form modal with Angular reactive forms, real-time validation, and Firebase </w:t>
+      </w:r>
+      <w:proofErr w:type="spellStart"/>
+      <w:r>
+        <w:t>Firestore</w:t>
+      </w:r>
+      <w:proofErr w:type="spellEnd"/>
+      <w:r>
+        <w:t xml:space="preserve"> integration</w:t>
+      </w:r>
+    </w:p>
+    <w:p>
+      <w:pPr>
+        <w:pStyle w:val="ListParagraph"/>
+        <w:numPr>
+          <w:ilvl w:val="0"/>
+          <w:numId w:val="2"/>
+        </w:numPr>
+        <w:spacing w:after="100"/>
+      </w:pPr>
+      <w:r>
+        <w:t xml:space="preserve">Technologies: Angular 19, </w:t>
+      </w:r>
+      <w:proofErr w:type="spellStart"/>
+      <w:r>
+        <w:t>Firestore</w:t>
+      </w:r>
+      <w:proofErr w:type="spellEnd"/>
+      <w:r>
+        <w:t>, Angular Signals, CSS3, Standalone Components</w:t>
+      </w:r>
+    </w:p>
+    <w:p>
+      <w:pPr>
+        <w:pStyle w:val="ListParagraph"/>
+        <w:spacing w:after="100"/>
+        <w:ind w:left="720"/>
+      </w:pPr>
     </w:p>
     <w:p>
       <w:pPr>
         <w:spacing w:after="60"/>
       </w:pPr>
-      <w:r>
-        <w:rPr>
-          <w:b/>
-          <w:bCs/>
-        </w:rPr>
-        <w:t xml:space="preserve">NewsPulse — Real-Time News &amp; Insights Hub</w:t>
+      <w:proofErr w:type="spellStart"/>
+      <w:r>
+        <w:rPr>
+          <w:b/>
+          <w:bCs/>
+        </w:rPr>
+        <w:t>NewsPulse</w:t>
+      </w:r>
+      <w:proofErr w:type="spellEnd"/>
+      <w:r>
+        <w:rPr>
+          <w:b/>
+          <w:bCs/>
+        </w:rPr>
+        <w:t xml:space="preserve"> — Real-Time News &amp; Insights Hub</w:t>
       </w:r>
     </w:p>
     <w:p>
@@ -733,7 +1039,15 @@
         <w:spacing w:after="100"/>
       </w:pPr>
       <w:r>
-        <w:t xml:space="preserve">Used Angular Signals and RxJS for real-time data refresh across all panels without manual reloads or full-page refreshes</w:t>
+        <w:t xml:space="preserve">Used Angular Signals and </w:t>
+      </w:r>
+      <w:proofErr w:type="spellStart"/>
+      <w:r>
+        <w:t>RxJS</w:t>
+      </w:r>
+      <w:proofErr w:type="spellEnd"/>
+      <w:r>
+        <w:t xml:space="preserve"> for real-time data refresh across all panels without manual reloads or full-page refreshes</w:t>
       </w:r>
     </w:p>
     <w:p>
@@ -759,21 +1073,25 @@
         <w:spacing w:after="100"/>
       </w:pPr>
       <w:r>
-        <w:t xml:space="preserve">Technologies: Angular, RxJS, Angular Signals, REST API Integration (news, weather, stocks, sports), CSS Grid</w:t>
-      </w:r>
-    </w:p>
-    <w:p>
-      <w:pPr>
-        <w:pStyle w:val="ListParagraph"/>
-        <w:numPr>
-          <w:ilvl w:val="0"/>
-          <w:numId w:val="2"/>
-        </w:numPr>
-        <w:spacing w:after="240"/>
-      </w:pPr>
-      <w:r>
-        <w:t>GitHub: [repository-url] | Live: [deployment-url]</w:t>
-      </w:r>
+        <w:t xml:space="preserve">Technologies: Angular, </w:t>
+      </w:r>
+      <w:proofErr w:type="spellStart"/>
+      <w:r>
+        <w:t>RxJS</w:t>
+      </w:r>
+      <w:proofErr w:type="spellEnd"/>
+      <w:r>
+        <w:t>, Angular Signals, REST API Integration (news, weather, stocks, sports), CSS Grid</w:t>
+      </w:r>
+    </w:p>
+    <w:p>
+      <w:pPr>
+        <w:spacing w:after="60"/>
+        <w:rPr>
+          <w:b/>
+          <w:bCs/>
+        </w:rPr>
+      </w:pPr>
     </w:p>
     <w:p>
       <w:pPr>
@@ -817,7 +1135,15 @@
         <w:spacing w:after="100"/>
       </w:pPr>
       <w:r>
-        <w:t xml:space="preserve">Created dark-themed analytics dashboard with ApexCharts donut charts, real-time data visualization, and interactive filters</w:t>
+        <w:t xml:space="preserve">Created dark-themed analytics dashboard with </w:t>
+      </w:r>
+      <w:proofErr w:type="spellStart"/>
+      <w:r>
+        <w:t>ApexCharts</w:t>
+      </w:r>
+      <w:proofErr w:type="spellEnd"/>
+      <w:r>
+        <w:t xml:space="preserve"> donut charts, real-time data visualization, and interactive filters</w:t>
       </w:r>
     </w:p>
     <w:p>
@@ -843,31 +1169,36 @@
         <w:spacing w:after="100"/>
       </w:pPr>
       <w:r>
-        <w:t xml:space="preserve">Technologies: Angular, ApexCharts, TypeScript, CSS3, Responsive Design</w:t>
-      </w:r>
-    </w:p>
-    <w:p>
-      <w:pPr>
-        <w:pStyle w:val="ListParagraph"/>
-        <w:numPr>
-          <w:ilvl w:val="0"/>
-          <w:numId w:val="2"/>
-        </w:numPr>
-        <w:spacing w:after="240"/>
-      </w:pPr>
-      <w:r>
-        <w:t>GitHub: [repository-url] | Live: [deployment-url]</w:t>
+        <w:t xml:space="preserve">Technologies: Angular, </w:t>
+      </w:r>
+      <w:proofErr w:type="spellStart"/>
+      <w:r>
+        <w:t>ApexCharts</w:t>
+      </w:r>
+      <w:proofErr w:type="spellEnd"/>
+      <w:r>
+        <w:t>, TypeScript, CSS3, Responsive Design</w:t>
       </w:r>
     </w:p>
     <w:p>
       <w:pPr>
         <w:spacing w:after="60"/>
-      </w:pPr>
-      <w:r>
-        <w:rPr>
-          <w:b/>
-          <w:bCs/>
-        </w:rPr>
+        <w:rPr>
+          <w:b/>
+          <w:bCs/>
+        </w:rPr>
+      </w:pPr>
+    </w:p>
+    <w:p>
+      <w:pPr>
+        <w:spacing w:after="60"/>
+      </w:pPr>
+      <w:r>
+        <w:rPr>
+          <w:b/>
+          <w:bCs/>
+        </w:rPr>
+        <w:lastRenderedPageBreak/>
         <w:t>Tesla-Inspired Car Configurator (React.js)</w:t>
       </w:r>
     </w:p>
@@ -914,7 +1245,23 @@
         <w:spacing w:after="100"/>
       </w:pPr>
       <w:r>
-        <w:t xml:space="preserve">Managed dynamic selection state with React hooks (useState, useContext) to drive real-time UI updates without page reloads</w:t>
+        <w:t>Managed dynamic selection state with React hooks (</w:t>
+      </w:r>
+      <w:proofErr w:type="spellStart"/>
+      <w:r>
+        <w:t>useState</w:t>
+      </w:r>
+      <w:proofErr w:type="spellEnd"/>
+      <w:r>
+        <w:t xml:space="preserve">, </w:t>
+      </w:r>
+      <w:proofErr w:type="spellStart"/>
+      <w:r>
+        <w:t>useContext</w:t>
+      </w:r>
+      <w:proofErr w:type="spellEnd"/>
+      <w:r>
+        <w:t>) to drive real-time UI updates without page reloads</w:t>
       </w:r>
     </w:p>
     <w:p>
@@ -932,27 +1279,32 @@
     </w:p>
     <w:p>
       <w:pPr>
-        <w:pStyle w:val="ListParagraph"/>
-        <w:numPr>
-          <w:ilvl w:val="0"/>
-          <w:numId w:val="2"/>
-        </w:numPr>
-        <w:spacing w:after="240"/>
-      </w:pPr>
-      <w:r>
-        <w:t>GitHub: [repository-url] | Live: [deployment-url]</w:t>
-      </w:r>
-    </w:p>
-    <w:p>
-      <w:pPr>
         <w:spacing w:after="60"/>
-      </w:pPr>
-      <w:r>
-        <w:rPr>
-          <w:b/>
-          <w:bCs/>
-        </w:rPr>
-        <w:t xml:space="preserve">HealthEd — Health Education Platform (React.js)</w:t>
+        <w:rPr>
+          <w:b/>
+          <w:bCs/>
+        </w:rPr>
+      </w:pPr>
+    </w:p>
+    <w:p>
+      <w:pPr>
+        <w:spacing w:after="60"/>
+      </w:pPr>
+      <w:proofErr w:type="spellStart"/>
+      <w:r>
+        <w:rPr>
+          <w:b/>
+          <w:bCs/>
+        </w:rPr>
+        <w:t>HealthEd</w:t>
+      </w:r>
+      <w:proofErr w:type="spellEnd"/>
+      <w:r>
+        <w:rPr>
+          <w:b/>
+          <w:bCs/>
+        </w:rPr>
+        <w:t xml:space="preserve"> — Health Education Platform (React.js)</w:t>
       </w:r>
     </w:p>
     <w:p>
@@ -969,234 +1321,385 @@
           <w:i/>
           <w:iCs/>
         </w:rPr>
+        <w:t xml:space="preserve">Problem solved: </w:t>
+      </w:r>
+      <w:r>
+        <w:t>many users lack easy access to clear, reliable health information, relying instead on scattered and often inaccurate sources</w:t>
+      </w:r>
+    </w:p>
+    <w:p>
+      <w:pPr>
+        <w:pStyle w:val="ListParagraph"/>
+        <w:numPr>
+          <w:ilvl w:val="0"/>
+          <w:numId w:val="2"/>
+        </w:numPr>
+        <w:spacing w:after="100"/>
+      </w:pPr>
+      <w:r>
+        <w:t>Developed a React.js platform delivering accessible health education content, condition guides, and wellness resources for everyday users</w:t>
+      </w:r>
+    </w:p>
+    <w:p>
+      <w:pPr>
+        <w:pStyle w:val="ListParagraph"/>
+        <w:numPr>
+          <w:ilvl w:val="0"/>
+          <w:numId w:val="2"/>
+        </w:numPr>
+        <w:spacing w:after="100"/>
+      </w:pPr>
+      <w:r>
+        <w:t>Built a reusable component library for articles, topic categories, and search/filter functionality to keep content easy to navigate</w:t>
+      </w:r>
+    </w:p>
+    <w:p>
+      <w:pPr>
+        <w:pStyle w:val="ListParagraph"/>
+        <w:numPr>
+          <w:ilvl w:val="0"/>
+          <w:numId w:val="2"/>
+        </w:numPr>
+        <w:spacing w:after="100"/>
+      </w:pPr>
+      <w:r>
+        <w:t>Prioritized accessibility and plain-language readability so non-technical users can understand health content quickly</w:t>
+      </w:r>
+    </w:p>
+    <w:p>
+      <w:pPr>
+        <w:pStyle w:val="ListParagraph"/>
+        <w:numPr>
+          <w:ilvl w:val="0"/>
+          <w:numId w:val="2"/>
+        </w:numPr>
+        <w:spacing w:after="100"/>
+      </w:pPr>
+      <w:r>
+        <w:t>Technologies: React.js, JavaScript (ES6+), CSS3, Responsive Design</w:t>
+      </w:r>
+    </w:p>
+    <w:p>
+      <w:pPr>
+        <w:pStyle w:val="Heading1"/>
+      </w:pPr>
+    </w:p>
+    <w:p>
+      <w:pPr>
+        <w:pStyle w:val="Heading1"/>
+      </w:pPr>
+      <w:r>
+        <w:t>CERTIFICATIONS &amp; TRAINING</w:t>
+      </w:r>
+    </w:p>
+    <w:p>
+      <w:pPr>
+        <w:pStyle w:val="ListParagraph"/>
+        <w:numPr>
+          <w:ilvl w:val="0"/>
+          <w:numId w:val="2"/>
+        </w:numPr>
+        <w:spacing w:after="100"/>
+      </w:pPr>
+      <w:r>
+        <w:t>Angular Advanced Concepts &amp; Best Practices (In Progress)</w:t>
+      </w:r>
+    </w:p>
+    <w:p>
+      <w:pPr>
+        <w:pStyle w:val="ListParagraph"/>
+        <w:numPr>
+          <w:ilvl w:val="0"/>
+          <w:numId w:val="2"/>
+        </w:numPr>
+        <w:spacing w:after="100"/>
+      </w:pPr>
+      <w:r>
+        <w:t xml:space="preserve">Firebase &amp; Cloud </w:t>
+      </w:r>
+      <w:proofErr w:type="spellStart"/>
+      <w:r>
+        <w:t>Firestore</w:t>
+      </w:r>
+      <w:proofErr w:type="spellEnd"/>
+      <w:r>
+        <w:t xml:space="preserve"> for Angular Developers</w:t>
+      </w:r>
+    </w:p>
+    <w:p>
+      <w:pPr>
+        <w:pStyle w:val="ListParagraph"/>
+        <w:numPr>
+          <w:ilvl w:val="0"/>
+          <w:numId w:val="2"/>
+        </w:numPr>
+        <w:spacing w:after="100"/>
+      </w:pPr>
+      <w:proofErr w:type="spellStart"/>
+      <w:r>
+        <w:t>RxJS</w:t>
+      </w:r>
+      <w:proofErr w:type="spellEnd"/>
+      <w:r>
+        <w:t xml:space="preserve"> &amp; Reactive Programming Mastery</w:t>
+      </w:r>
+    </w:p>
+    <w:p>
+      <w:pPr>
+        <w:pStyle w:val="ListParagraph"/>
+        <w:numPr>
+          <w:ilvl w:val="0"/>
+          <w:numId w:val="2"/>
+        </w:numPr>
+        <w:spacing w:after="240"/>
+      </w:pPr>
+      <w:r>
+        <w:t>Responsive Web Design &amp; Mobile-First Approach</w:t>
+      </w:r>
+    </w:p>
+    <w:p>
+      <w:pPr>
+        <w:pStyle w:val="Heading1"/>
+      </w:pPr>
+      <w:r>
+        <w:t>EDUCATION</w:t>
+      </w:r>
+    </w:p>
+    <w:p>
+      <w:pPr>
+        <w:spacing w:after="60"/>
+      </w:pPr>
+      <w:r>
+        <w:rPr>
+          <w:b/>
+          <w:bCs/>
+        </w:rPr>
+        <w:t>Bachelor of Arts (History and International Studies)</w:t>
+      </w:r>
+      <w:r>
+        <w:t xml:space="preserve"> — Second Class Lower (2.75/4.0)</w:t>
+      </w:r>
+    </w:p>
+    <w:p>
+      <w:pPr>
+        <w:spacing w:after="240"/>
+      </w:pPr>
+      <w:r>
+        <w:t>University of Ilorin, Ilorin, Nigeria | 2016 — 2021</w:t>
+      </w:r>
+    </w:p>
+    <w:p>
+      <w:pPr>
+        <w:spacing w:after="60"/>
+      </w:pPr>
+      <w:r>
+        <w:rPr>
+          <w:b/>
+          <w:bCs/>
+        </w:rPr>
+        <w:t>Senior School Certificate (S.S.C.E)</w:t>
+      </w:r>
+    </w:p>
+    <w:p>
+      <w:pPr>
+        <w:spacing w:after="240"/>
+      </w:pPr>
+      <w:r>
+        <w:t>Great-Zion International Academy, Suleja | 2014</w:t>
+      </w:r>
+    </w:p>
+    <w:p>
+      <w:pPr>
+        <w:pStyle w:val="Heading1"/>
+      </w:pPr>
+      <w:r>
+        <w:t>LANGUAGES</w:t>
+      </w:r>
+    </w:p>
+    <w:p>
+      <w:pPr>
+        <w:pStyle w:val="ListParagraph"/>
+        <w:numPr>
+          <w:ilvl w:val="0"/>
+          <w:numId w:val="2"/>
+        </w:numPr>
+        <w:spacing w:after="100"/>
+      </w:pPr>
+      <w:r>
+        <w:t>English — Native Proficiency (Professional &amp; Technical Communication)</w:t>
+      </w:r>
+    </w:p>
+    <w:p>
+      <w:pPr>
+        <w:pStyle w:val="ListParagraph"/>
+        <w:numPr>
+          <w:ilvl w:val="0"/>
+          <w:numId w:val="2"/>
+        </w:numPr>
+        <w:spacing w:after="240"/>
+      </w:pPr>
+      <w:r>
+        <w:t>Yoruba — Native Fluency</w:t>
+      </w:r>
+    </w:p>
+    <w:p>
+      <w:pPr>
+        <w:pStyle w:val="Heading1"/>
+      </w:pPr>
+      <w:r>
+        <w:t>REFERENCES</w:t>
+      </w:r>
+    </w:p>
+    <w:p>
+      <w:pPr>
+        <w:rPr>
+          <w:sz w:val="28"/>
+          <w:szCs w:val="28"/>
+        </w:rPr>
+      </w:pPr>
+      <w:proofErr w:type="spellStart"/>
+      <w:r>
+        <w:rPr>
+          <w:sz w:val="28"/>
+          <w:szCs w:val="28"/>
+        </w:rPr>
         <w:lastRenderedPageBreak/>
-        <w:t xml:space="preserve">Problem solved: </w:t>
-      </w:r>
-      <w:r>
-        <w:t>many users lack easy access to clear, reliable health information, relying instead on scattered and often inaccurate sources</w:t>
-      </w:r>
-    </w:p>
-    <w:p>
-      <w:pPr>
-        <w:pStyle w:val="ListParagraph"/>
-        <w:numPr>
-          <w:ilvl w:val="0"/>
-          <w:numId w:val="2"/>
-        </w:numPr>
-        <w:spacing w:after="100"/>
-      </w:pPr>
-      <w:r>
-        <w:t>Developed a React.js platform delivering accessible health education content, condition guides, and wellness resources for everyday users</w:t>
-      </w:r>
-    </w:p>
-    <w:p>
-      <w:pPr>
-        <w:pStyle w:val="ListParagraph"/>
-        <w:numPr>
-          <w:ilvl w:val="0"/>
-          <w:numId w:val="2"/>
-        </w:numPr>
-        <w:spacing w:after="100"/>
-      </w:pPr>
-      <w:r>
-        <w:t>Built a reusable component library for articles, topic categories, and search/filter functionality to keep content easy to navigate</w:t>
-      </w:r>
-    </w:p>
-    <w:p>
-      <w:pPr>
-        <w:pStyle w:val="ListParagraph"/>
-        <w:numPr>
-          <w:ilvl w:val="0"/>
-          <w:numId w:val="2"/>
-        </w:numPr>
-        <w:spacing w:after="100"/>
-      </w:pPr>
-      <w:r>
-        <w:t>Prioritized accessibility and plain-language readability so non-technical users can understand health content quickly</w:t>
-      </w:r>
-    </w:p>
-    <w:p>
-      <w:pPr>
-        <w:pStyle w:val="ListParagraph"/>
-        <w:numPr>
-          <w:ilvl w:val="0"/>
-          <w:numId w:val="2"/>
-        </w:numPr>
-        <w:spacing w:after="100"/>
-      </w:pPr>
-      <w:r>
-        <w:t>Technologies: React.js, JavaScript (ES6+), CSS3, Responsive Design</w:t>
-      </w:r>
-    </w:p>
-    <w:p>
-      <w:pPr>
-        <w:pStyle w:val="ListParagraph"/>
-        <w:numPr>
-          <w:ilvl w:val="0"/>
-          <w:numId w:val="2"/>
-        </w:numPr>
-        <w:spacing w:after="240"/>
-      </w:pPr>
-      <w:r>
-        <w:t>GitHub: [repository-url] | Live: [deployment-url]</w:t>
-      </w:r>
-    </w:p>
-    <w:p>
-      <w:pPr>
-        <w:pStyle w:val="Heading1"/>
-      </w:pPr>
-      <w:r>
-        <w:t>CERTIFICATIONS &amp; TRAINING</w:t>
-      </w:r>
-    </w:p>
-    <w:p>
-      <w:pPr>
-        <w:pStyle w:val="ListParagraph"/>
-        <w:numPr>
-          <w:ilvl w:val="0"/>
-          <w:numId w:val="2"/>
-        </w:numPr>
-        <w:spacing w:after="100"/>
-      </w:pPr>
-      <w:r>
-        <w:t>Angular Advanced Concepts &amp; Best Practices (In Progress)</w:t>
-      </w:r>
-    </w:p>
-    <w:p>
-      <w:pPr>
-        <w:pStyle w:val="ListParagraph"/>
-        <w:numPr>
-          <w:ilvl w:val="0"/>
-          <w:numId w:val="2"/>
-        </w:numPr>
-        <w:spacing w:after="100"/>
-      </w:pPr>
-      <w:r>
-        <w:t xml:space="preserve">Firebase &amp; Cloud Firestore for Angular Developers</w:t>
-      </w:r>
-    </w:p>
-    <w:p>
-      <w:pPr>
-        <w:pStyle w:val="ListParagraph"/>
-        <w:numPr>
-          <w:ilvl w:val="0"/>
-          <w:numId w:val="2"/>
-        </w:numPr>
-        <w:spacing w:after="100"/>
-      </w:pPr>
-      <w:r>
-        <w:t xml:space="preserve">RxJS &amp; Reactive Programming Mastery</w:t>
-      </w:r>
-    </w:p>
-    <w:p>
-      <w:pPr>
-        <w:pStyle w:val="ListParagraph"/>
-        <w:numPr>
-          <w:ilvl w:val="0"/>
-          <w:numId w:val="2"/>
-        </w:numPr>
-        <w:spacing w:after="240"/>
-      </w:pPr>
-      <w:r>
-        <w:t>Responsive Web Design &amp; Mobile-First Approach</w:t>
-      </w:r>
-    </w:p>
-    <w:p>
-      <w:pPr>
-        <w:pStyle w:val="Heading1"/>
-      </w:pPr>
-      <w:r>
-        <w:t>EDUCATION</w:t>
-      </w:r>
-    </w:p>
-    <w:p>
-      <w:pPr>
-        <w:spacing w:after="60"/>
-      </w:pPr>
-      <w:r>
-        <w:rPr>
-          <w:b/>
-          <w:bCs/>
-        </w:rPr>
-        <w:t>Bachelor of Arts (History and International Studies)</w:t>
-      </w:r>
-      <w:r>
-        <w:t xml:space="preserve"> — Second Class Lower (2.75/4.0)</w:t>
-      </w:r>
-    </w:p>
-    <w:p>
-      <w:pPr>
-        <w:spacing w:after="240"/>
-      </w:pPr>
-      <w:r>
-        <w:t>University of Ilorin, Ilorin, Nigeria | 2016 — 2021</w:t>
-      </w:r>
-    </w:p>
-    <w:p>
-      <w:pPr>
-        <w:spacing w:after="60"/>
-      </w:pPr>
-      <w:r>
-        <w:rPr>
-          <w:b/>
-          <w:bCs/>
-        </w:rPr>
-        <w:t>Senior School Certificate (S.S.C.E)</w:t>
-      </w:r>
-    </w:p>
-    <w:p>
-      <w:pPr>
-        <w:spacing w:after="240"/>
-      </w:pPr>
-      <w:r>
-        <w:t>Great-Zion International Academy, Suleja | 2014</w:t>
-      </w:r>
-    </w:p>
-    <w:p>
-      <w:pPr>
-        <w:pStyle w:val="Heading1"/>
-      </w:pPr>
-      <w:r>
-        <w:t>LANGUAGES</w:t>
-      </w:r>
-    </w:p>
-    <w:p>
-      <w:pPr>
-        <w:pStyle w:val="ListParagraph"/>
-        <w:numPr>
-          <w:ilvl w:val="0"/>
-          <w:numId w:val="2"/>
-        </w:numPr>
-        <w:spacing w:after="100"/>
-      </w:pPr>
-      <w:r>
-        <w:t>English — Native Proficiency (Professional &amp; Technical Communication)</w:t>
-      </w:r>
-    </w:p>
-    <w:p>
-      <w:pPr>
-        <w:pStyle w:val="ListParagraph"/>
-        <w:numPr>
-          <w:ilvl w:val="0"/>
-          <w:numId w:val="2"/>
-        </w:numPr>
-        <w:spacing w:after="240"/>
-      </w:pPr>
-      <w:r>
-        <w:t>Yoruba — Native Fluency</w:t>
-      </w:r>
-    </w:p>
-    <w:p>
-      <w:pPr>
-        <w:pStyle w:val="Heading1"/>
-      </w:pPr>
-      <w:r>
-        <w:t>REFERENCES</w:t>
-      </w:r>
-    </w:p>
-    <w:p>
-      <w:r>
-        <w:t>References available upon request. Previous collaborators and supervisors can attest to technical expertise, reliability, and professionalism.</w:t>
+        <w:t>Mr</w:t>
+      </w:r>
+      <w:proofErr w:type="spellEnd"/>
+      <w:r>
+        <w:rPr>
+          <w:sz w:val="28"/>
+          <w:szCs w:val="28"/>
+        </w:rPr>
+        <w:t xml:space="preserve"> Ayomide </w:t>
+      </w:r>
+      <w:proofErr w:type="spellStart"/>
+      <w:r>
+        <w:rPr>
+          <w:sz w:val="28"/>
+          <w:szCs w:val="28"/>
+        </w:rPr>
+        <w:t>Iruobe</w:t>
+      </w:r>
+      <w:proofErr w:type="spellEnd"/>
+    </w:p>
+    <w:p>
+      <w:pPr>
+        <w:rPr>
+          <w:sz w:val="28"/>
+          <w:szCs w:val="28"/>
+        </w:rPr>
+      </w:pPr>
+      <w:r>
+        <w:rPr>
+          <w:sz w:val="28"/>
+          <w:szCs w:val="28"/>
+        </w:rPr>
+        <w:br/>
+      </w:r>
+      <w:proofErr w:type="spellStart"/>
+      <w:r>
+        <w:rPr>
+          <w:sz w:val="28"/>
+          <w:szCs w:val="28"/>
+        </w:rPr>
+        <w:t>Mr</w:t>
+      </w:r>
+      <w:proofErr w:type="spellEnd"/>
+      <w:r>
+        <w:rPr>
+          <w:sz w:val="28"/>
+          <w:szCs w:val="28"/>
+        </w:rPr>
+        <w:t xml:space="preserve"> Joshua </w:t>
+      </w:r>
+      <w:proofErr w:type="spellStart"/>
+      <w:r>
+        <w:rPr>
+          <w:sz w:val="28"/>
+          <w:szCs w:val="28"/>
+        </w:rPr>
+        <w:t>Micheal</w:t>
+      </w:r>
+      <w:proofErr w:type="spellEnd"/>
+    </w:p>
+    <w:p>
+      <w:pPr>
+        <w:rPr>
+          <w:sz w:val="28"/>
+          <w:szCs w:val="28"/>
+        </w:rPr>
+      </w:pPr>
+      <w:r>
+        <w:rPr>
+          <w:sz w:val="28"/>
+          <w:szCs w:val="28"/>
+        </w:rPr>
+        <w:br/>
+      </w:r>
+      <w:proofErr w:type="spellStart"/>
+      <w:r>
+        <w:rPr>
+          <w:sz w:val="28"/>
+          <w:szCs w:val="28"/>
+        </w:rPr>
+        <w:t>Mr</w:t>
+      </w:r>
+      <w:proofErr w:type="spellEnd"/>
+      <w:r>
+        <w:rPr>
+          <w:sz w:val="28"/>
+          <w:szCs w:val="28"/>
+        </w:rPr>
+        <w:t xml:space="preserve"> Samuel Abu</w:t>
+      </w:r>
+    </w:p>
+    <w:p>
+      <w:pPr>
+        <w:rPr>
+          <w:sz w:val="28"/>
+          <w:szCs w:val="28"/>
+        </w:rPr>
+      </w:pPr>
+      <w:r>
+        <w:rPr>
+          <w:sz w:val="28"/>
+          <w:szCs w:val="28"/>
+        </w:rPr>
+        <w:br/>
+      </w:r>
+      <w:proofErr w:type="spellStart"/>
+      <w:r>
+        <w:rPr>
+          <w:sz w:val="28"/>
+          <w:szCs w:val="28"/>
+        </w:rPr>
+        <w:t>Mrs</w:t>
+      </w:r>
+      <w:proofErr w:type="spellEnd"/>
+      <w:r>
+        <w:rPr>
+          <w:sz w:val="28"/>
+          <w:szCs w:val="28"/>
+        </w:rPr>
+        <w:t xml:space="preserve"> </w:t>
+      </w:r>
+      <w:proofErr w:type="spellStart"/>
+      <w:r>
+        <w:rPr>
+          <w:sz w:val="28"/>
+          <w:szCs w:val="28"/>
+        </w:rPr>
+        <w:t>Edoche</w:t>
+      </w:r>
+      <w:proofErr w:type="spellEnd"/>
+      <w:r>
+        <w:rPr>
+          <w:sz w:val="28"/>
+          <w:szCs w:val="28"/>
+        </w:rPr>
+        <w:t xml:space="preserve"> Justina</w:t>
       </w:r>
     </w:p>
     <w:sectPr>
